--- a/assets/artifacts/tc01/주간업무보고.docx
+++ b/assets/artifacts/tc01/주간업무보고.docx
@@ -42,19 +42,19 @@
     <w:p w14:noSpellErr="1">
       <w:r>
         <w:rPr/>
-        <w:t>· 고객 현장 교육 2건을 직접 수행했습니다. 제조 고객 A 워크숍(8/26)과 유통 고객 B 실습 세션(8/27)을 진행했고, 두 건 모두 참석자 피드백을 정리해 후속 과제로 넘겼습니다.</w:t>
+        <w:t>· 현장 교육 2건을 직접 수행했습니다. 지방 사업장 워크숍(8/26)과 생산본부 실습 세션(8/27)을 진행했고, 두 건 모두 참석자 피드백을 정리해 후속 과제로 넘겼습니다.</w:t>
       </w:r>
     </w:p>
     <w:p w14:noSpellErr="1">
       <w:r>
         <w:rPr/>
-        <w:t>· 9월 대규모 교육 일정이 확정되었습니다. 금융 고객 C 전사 오픈 교육(9/4·9/8)과 제조 고객 A 지방 사업장 다일차 교육 준비가 병행됩니다.</w:t>
+        <w:t>· 9월 대규모 교육 일정이 확정되었습니다. 전사 신규 시스템 기초 교육(9/4·9/8)과 지방 사업장 다일차 교육 준비가 병행됩니다.</w:t>
       </w:r>
     </w:p>
     <w:p w14:noSpellErr="1">
       <w:r>
         <w:rPr/>
-        <w:t>· 도입 프로그램이 서비스 고객 D에서 승인되어 배포 단계로 진입했으며, 무료 사용자 대상 기능 제공 방식 변경에 따른 문의 대응이 늘었습니다.</w:t>
+        <w:t>· 학습관리시스템이 IT본부에서 승인되어 배포 단계로 진입했으며, 기본 라이선스 사용자 대상 기능 제공 방식 변경에 따른 문의 대응이 늘었습니다.</w:t>
       </w:r>
     </w:p>
     <w:p w14:noSpellErr="1">
@@ -78,7 +78,7 @@
           <w:sz w:val="26"/>
           <w:szCs w:val="26"/>
         </w:rPr>
-        <w:t>2-1. 금융 고객 C – 전사 오픈 기초 교육</w:t>
+        <w:t>2-1. 영업본부 – 전사 신규 시스템 기초 교육</w:t>
       </w:r>
     </w:p>
     <w:tbl>
@@ -212,7 +212,7 @@
           <w:sz w:val="26"/>
           <w:szCs w:val="26"/>
         </w:rPr>
-        <w:t>2-2. 유통 고객 B – 협업 도구 활용 교육</w:t>
+        <w:t>2-2. 생산본부 – 협업 도구 활용 교육</w:t>
       </w:r>
     </w:p>
     <w:tbl>
@@ -275,7 +275,7 @@
           <w:p w14:noSpellErr="1">
             <w:r>
               <w:rPr/>
-              <w:t>8/27 오후 고객 현장에서 실습 세션을 진행했습니다. 참석자 대상 사전 설문을 반영해 실무 사례 중심으로 구성했습니다. (교육 결과 회신 메일)</w:t>
+              <w:t>8/27 오후 사업장 현장에서 실습 세션을 진행했습니다. 참석자 대상 사전 설문을 반영해 실무 사례 중심으로 구성했습니다. (교육 결과 회신 메일)</w:t>
             </w:r>
           </w:p>
         </w:tc>
@@ -301,7 +301,7 @@
           <w:p w14:noSpellErr="1">
             <w:r>
               <w:rPr/>
-              <w:t>문서 편집 기능이 상위 라이선스에서만 제공되어, 무료 사용자 참석자에게는 실습 범위를 축소해 안내해야 했습니다.</w:t>
+              <w:t>문서 편집 기능이 상위 라이선스에서만 제공되어, 기본 라이선스 참석자에게는 실습 범위를 축소해 안내해야 했습니다.</w:t>
             </w:r>
           </w:p>
         </w:tc>
@@ -348,7 +348,7 @@
           <w:sz w:val="26"/>
           <w:szCs w:val="26"/>
         </w:rPr>
-        <w:t>2-3. 서비스 고객 D – 도입 프로그램</w:t>
+        <w:t>2-3. IT본부 – 학습관리시스템 도입</w:t>
       </w:r>
     </w:p>
     <w:tbl>
@@ -408,7 +408,7 @@
           <w:p w14:noSpellErr="1">
             <w:r>
               <w:rPr/>
-              <w:t>서비스 고객 D가 도입 프로그램을 승인했고, 참여 확인서 회신과 약관 동의를 완료했습니다. (승인 회신 메일 8/28)</w:t>
+              <w:t>IT본부가 학습관리시스템을 승인했고, 참여 확인서 회신과 약관 동의를 완료했습니다. (승인 회신 메일 8/28)</w:t>
             </w:r>
           </w:p>
         </w:tc>
@@ -460,7 +460,7 @@
           <w:p w14:noSpellErr="1">
             <w:r>
               <w:rPr/>
-              <w:t>활성화 코드 수령 후 고객과 배포 일정을 확정합니다. 9/2 정례 회의에서 진행 상황을 공유합니다.</w:t>
+              <w:t>활성화 코드 수령 후 IT본부와 배포 일정을 확정합니다. 9/2 정례 회의에서 진행 상황을 공유합니다.</w:t>
             </w:r>
           </w:p>
         </w:tc>
@@ -475,7 +475,7 @@
           <w:sz w:val="26"/>
           <w:szCs w:val="26"/>
         </w:rPr>
-        <w:t>2-4. 제조 고객 A – 지방 사업장 다일차 교육</w:t>
+        <w:t>2-4. 지방 사업장 – 다일차 실무 교육</w:t>
       </w:r>
     </w:p>
     <w:tbl>
@@ -602,7 +602,7 @@
           <w:sz w:val="26"/>
           <w:szCs w:val="26"/>
         </w:rPr>
-        <w:t>2-5. 보험 고객 E – 도입 세션</w:t>
+        <w:t>2-5. 신임 팀장 과정 – 도입 세션</w:t>
       </w:r>
     </w:p>
     <w:tbl>
@@ -729,7 +729,7 @@
           <w:sz w:val="26"/>
           <w:szCs w:val="26"/>
         </w:rPr>
-        <w:t>2-6. 고객 지원 요청 대응 (통신 고객 F, 커머스 고객 G)</w:t>
+        <w:t>2-6. 교육 문의 대응 (재무본부, 인사본부)</w:t>
       </w:r>
     </w:p>
     <w:tbl>
@@ -789,7 +789,7 @@
           <w:p w14:noSpellErr="1">
             <w:r>
               <w:rPr/>
-              <w:t>통신 고객 F 지원 요청(요청번호 R-0000)이 배정되어 범위를 확인했습니다. 커머스 고객 G 건도 같은 주에 접수됐습니다.</w:t>
+              <w:t>재무본부 지원 요청(요청번호 SR-2418)이 배정되어 범위를 확인했습니다. 인사본부 건도 같은 주에 접수됐습니다.</w:t>
             </w:r>
           </w:p>
         </w:tc>
@@ -815,7 +815,7 @@
           <w:p w14:noSpellErr="1">
             <w:r>
               <w:rPr/>
-              <w:t>동일 고객 건으로 요청이 세 건 중복 등록되어 어느 건에 실적을 기록할지 정리가 필요합니다.</w:t>
+              <w:t>동일 부서 건으로 요청이 세 건 중복 등록되어 어느 건에 실적을 기록할지 정리가 필요합니다.</w:t>
             </w:r>
           </w:p>
         </w:tc>
@@ -983,7 +983,7 @@
           <w:sz w:val="26"/>
           <w:szCs w:val="26"/>
         </w:rPr>
-        <w:t>2-8. 보완 항목 (2-4 제조 고객 A / 2-7 내부 활동)</w:t>
+        <w:t>2-8. 보완 항목 (2-4 지방 사업장 / 2-7 내부 활동)</w:t>
       </w:r>
     </w:p>
     <w:tbl>
@@ -1044,7 +1044,7 @@
           <w:p w14:noSpellErr="1">
             <w:r>
               <w:rPr/>
-              <w:t>제조 고객 A</w:t>
+              <w:t>지방 사업장</w:t>
             </w:r>
           </w:p>
         </w:tc>
@@ -1082,7 +1082,7 @@
           <w:p w14:noSpellErr="1">
             <w:r>
               <w:rPr/>
-              <w:t>제조 고객 A</w:t>
+              <w:t>지방 사업장</w:t>
             </w:r>
           </w:p>
         </w:tc>
@@ -1191,7 +1191,7 @@
     <w:p w14:noSpellErr="1">
       <w:r>
         <w:rPr/>
-        <w:t>▪ 내부 활동 ② 이슈 및 리스크: 자격 시험과 필수 교육, 고객 현장 교육이 같은 주에 몰려 준비 시간 확보가 빠듯했습니다. (일정 8/28, 8/31)</w:t>
+        <w:t>▪ 내부 활동 ② 이슈 및 리스크: 자격 시험과 필수 교육, 현장 교육이 같은 주에 몰려 준비 시간 확보가 빠듯했습니다. (일정 8/28, 8/31)</w:t>
       </w:r>
     </w:p>
     <w:p w14:noSpellErr="1">
